--- a/downloads/documents/04 Units/Unit 02 - Individual Growth and Life Readiness - Me, My Goals, My Money/Lesson 02.22 - Education Roadmap and Career Research Card and Unit 2 Test.docx
+++ b/downloads/documents/04 Units/Unit 02 - Individual Growth and Life Readiness - Me, My Goals, My Money/Lesson 02.22 - Education Roadmap and Career Research Card and Unit 2 Test.docx
@@ -320,7 +320,7 @@
         <w:t xml:space="preserve"> </w:t>
       </w:r>
       <w:r>
-        <w:t xml:space="preserve">Tier 3 (FACS): apprenticeship, certificate, associate degree, bachelor’s degree, on-the-job training. See the unit vocabulary list for Turkish, Portuguese, and Spanish.</w:t>
+        <w:t xml:space="preserve">Tier 3 (FACS): apprenticeship, certificate, associate degree, bachelor’s degree, on-the-job training. See the unit vocabulary list for the Spanish column.</w:t>
       </w:r>
     </w:p>
     <w:p>
@@ -1155,7 +1155,7 @@
         <w:pStyle w:val="Compact"/>
       </w:pPr>
       <w:r>
-        <w:t xml:space="preserve">ELL: the six paths on the slide have one picture each (a hard hat, a tool belt, a certificate, a two-year calendar, a four-year calendar, a uniform); the path names and the research card headings are in Turkish, Portuguese, and Spanish on the handout (see</w:t>
+        <w:t xml:space="preserve">ELL: the six paths on the slide have one picture each (a hard hat, a tool belt, a certificate, a two-year calendar, a four-year calendar, a uniform); the path names and the research card headings are in Spanish on the handout (see</w:t>
       </w:r>
       <w:r>
         <w:t xml:space="preserve"> </w:t>
@@ -1813,7 +1813,7 @@
     <w:sectPr>
       <w:headerReference w:type="default" r:id="rId9"/>
       <w:pgSz w:w="12240" w:h="15840"/>
-      <w:pgMar w:top="1440" w:bottom="1440" w:left="1440" w:right="1440" w:header="504"/>
+      <w:pgMar w:top="1296" w:bottom="1296" w:left="1296" w:right="1296" w:header="504"/>
     </w:sectPr>
   </w:body>
 </w:document>

--- a/downloads/documents/04 Units/Unit 02 - Individual Growth and Life Readiness - Me, My Goals, My Money/Lesson 02.22 - Education Roadmap and Career Research Card and Unit 2 Test.docx
+++ b/downloads/documents/04 Units/Unit 02 - Individual Growth and Life Readiness - Me, My Goals, My Money/Lesson 02.22 - Education Roadmap and Career Research Card and Unit 2 Test.docx
@@ -200,7 +200,7 @@
         <w:pStyle w:val="FirstParagraph"/>
       </w:pPr>
       <w:r>
-        <w:t xml:space="preserve">Note on CCO 4. c) (the NYS Career Plan format): the task named a), b), and c) and asked for two. This lesson cites a) and b). Line c) belongs to Unit 7, where students fill a full career plan; today’s research card is one career, not a plan.</w:t>
+        <w:t xml:space="preserve">Note on CCO 4. c) (the NYS Career Plan format): the unit plan named a), b), and c) and called for two. This lesson cites a) and b). Line c) belongs to Unit 7, where students fill a full career plan; today’s research card is one career, not a plan.</w:t>
       </w:r>
     </w:p>
     <w:p>

--- a/downloads/documents/04 Units/Unit 02 - Individual Growth and Life Readiness - Me, My Goals, My Money/Lesson 02.22 - Education Roadmap and Career Research Card and Unit 2 Test.docx
+++ b/downloads/documents/04 Units/Unit 02 - Individual Growth and Life Readiness - Me, My Goals, My Money/Lesson 02.22 - Education Roadmap and Career Research Card and Unit 2 Test.docx
@@ -71,7 +71,7 @@
         <w:t xml:space="preserve"> </w:t>
       </w:r>
       <w:r>
-        <w:t xml:space="preserve">1 class period of 40 minutes (14 minutes careers, 10 minutes final trading window, 15 minutes Unit 2 Test, 1 minute closure)</w:t>
+        <w:t xml:space="preserve">1 class period of 40 minutes (14 minutes careers, 10 minutes final Round 2 block, 15 minutes Unit 2 Test, 1 minute closure)</w:t>
       </w:r>
       <w:r>
         <w:t xml:space="preserve"> </w:t>
@@ -86,7 +86,7 @@
         <w:t xml:space="preserve"> </w:t>
       </w:r>
       <w:r>
-        <w:t xml:space="preserve">Either (classroom or FACS lab; devices for the trading window and, if available, for career research)</w:t>
+        <w:t xml:space="preserve">Either (classroom or FACS lab; devices, if available, for career research; a board for the Round 2 prices)</w:t>
       </w:r>
     </w:p>
     <w:p>
@@ -402,7 +402,31 @@
         <w:pStyle w:val="Compact"/>
       </w:pPr>
       <w:r>
-        <w:t xml:space="preserve">Devices and today’s dispatch for the final Round 2 window block (windows 55 to 60); this is the last window of the Investor Challenge, so the leaderboard freezes at the reset cue</w:t>
+        <w:t xml:space="preserve">The teacher’s kit,</w:t>
+      </w:r>
+      <w:r>
+        <w:t xml:space="preserve"> </w:t>
+      </w:r>
+      <w:r>
+        <w:rPr>
+          <w:rStyle w:val="VerbatimChar"/>
+        </w:rPr>
+        <w:t xml:space="preserve">Handout 02.14 - The Gilded Age Market Kit.md</w:t>
+      </w:r>
+      <w:r>
+        <w:t xml:space="preserve">, open to page 2 (the Round 8, 1932, column and the Close, 1936, column) and page 3 (the Round 8 and closing bell dispatches); each student’s Round 2</w:t>
+      </w:r>
+      <w:r>
+        <w:t xml:space="preserve"> </w:t>
+      </w:r>
+      <w:r>
+        <w:rPr>
+          <w:rStyle w:val="VerbatimChar"/>
+        </w:rPr>
+        <w:t xml:space="preserve">Handout 02.19 - Paper Ledger.md</w:t>
+      </w:r>
+      <w:r>
+        <w:t xml:space="preserve">; this is the last block of the Gilded Age Market, so the ledgers are totaled and collected at the reset cue</w:t>
       </w:r>
     </w:p>
     <w:p>
@@ -818,18 +842,18 @@
               <w:jc w:val="left"/>
             </w:pPr>
             <w:r>
-              <w:t xml:space="preserve">3. ClassroomStreet final trading window (Round 2, windows 55 to 60)</w:t>
-            </w:r>
-          </w:p>
-        </w:tc>
-        <w:tc>
-          <w:p>
-            <w:pPr>
-              <w:pStyle w:val="Compact"/>
-              <w:jc w:val="left"/>
-            </w:pPr>
-            <w:r>
-              <w:t xml:space="preserve">Open the last window block. Post the final dispatch. At 10 minutes, close the window with the reset cue and freeze the leaderboard. Say only:</w:t>
+              <w:t xml:space="preserve">3. Round 2 replay block 3: 1932, then the close at 1936</w:t>
+            </w:r>
+          </w:p>
+        </w:tc>
+        <w:tc>
+          <w:p>
+            <w:pPr>
+              <w:pStyle w:val="Compact"/>
+              <w:jc w:val="left"/>
+            </w:pPr>
+            <w:r>
+              <w:t xml:space="preserve">Write 1932 and the Round 8 prices on the board (RAIL 10, OIL 25, GAS 20, ELEC 10, STEEL 25, AUTO 8, RADIO 3) and give four minutes to trade. Then write 1936 and the closing prices (RAIL 30, OIL 60, GAS 30, ELEC 40, STEEL 60, AUTO 60, RADIO 12); nobody trades at the close. At 10 minutes, the reset cue: ledgers totaled and collected. Say only:</w:t>
             </w:r>
             <w:r>
               <w:t xml:space="preserve"> </w:t>
@@ -852,7 +876,7 @@
               <w:jc w:val="left"/>
             </w:pPr>
             <w:r>
-              <w:t xml:space="preserve">Read, decide, trade or hold for the last time, and write the Round 2, Day 3 line in the Investor Journal. Close the device and clear the desk for the test.</w:t>
+              <w:t xml:space="preserve">Write the 1932 prices, decide, and trade or hold for the last time. Write the 1936 prices and total the Round 2 ledger (shares times price, plus cash, plus the bank, minus any margin loan). Write the Round 2, Day 3 line in the Investor Journal. Hand the ledger in and clear the desk for the test.</w:t>
             </w:r>
           </w:p>
         </w:tc>
@@ -1278,7 +1302,7 @@
         <w:pStyle w:val="Compact"/>
       </w:pPr>
       <w:r>
-        <w:t xml:space="preserve">No-device alternative: printed career sheets for the research card; the paper trading window from Lesson 2.20 (</w:t>
+        <w:t xml:space="preserve">No-device alternative: printed career sheets for the research card. The Round 2 block is on paper already (</w:t>
       </w:r>
       <w:r>
         <w:rPr>
@@ -1287,10 +1311,19 @@
         <w:t xml:space="preserve">Handout 02.19 - Paper Ledger.md</w:t>
       </w:r>
       <w:r>
-        <w:t xml:space="preserve"> </w:t>
-      </w:r>
-      <w:r>
-        <w:t xml:space="preserve">and the price table).</w:t>
+        <w:t xml:space="preserve">, prices from</w:t>
+      </w:r>
+      <w:r>
+        <w:t xml:space="preserve"> </w:t>
+      </w:r>
+      <w:r>
+        <w:rPr>
+          <w:rStyle w:val="VerbatimChar"/>
+        </w:rPr>
+        <w:t xml:space="preserve">Handout 02.14 - The Gilded Age Market Kit.md</w:t>
+      </w:r>
+      <w:r>
+        <w:t xml:space="preserve">).</w:t>
       </w:r>
     </w:p>
     <w:p>
@@ -1729,7 +1762,7 @@
         <w:pStyle w:val="Compact"/>
       </w:pPr>
       <w:r>
-        <w:t xml:space="preserve">The clock is tight. The order is fixed: careers first, window second, test last, so the room is quiet and cleared when the test starts. If the window runs over by a minute, take it from Step 2, not the test. The test gets its full 15 minutes.</w:t>
+        <w:t xml:space="preserve">The clock is tight. The order is fixed: careers first, the Round 2 block second, test last, so the room is quiet and cleared when the test starts. If the block runs over by a minute, take it from Step 2, not the test. The test gets its full 15 minutes.</w:t>
       </w:r>
     </w:p>
     <w:p>
@@ -1795,7 +1828,7 @@
         <w:pStyle w:val="Compact"/>
       </w:pPr>
       <w:r>
-        <w:t xml:space="preserve">The last trading window closing the leaderboard on a test day is on purpose: nobody argues about standings when a test is in front of them. The Round 2 standings and two or three journal lines read aloud happen in the first 10 minutes of Unit 3 Day 1, as the unit plan and Project 02 lay out.</w:t>
+        <w:t xml:space="preserve">The last Round 2 block closing the market on a test day is on purpose: nobody argues about standings when a test is in front of them. The Round 2 standings and two or three journal lines read aloud happen in the first 10 minutes of Unit 3 Day 1, as the unit plan and Project 02 lay out.</w:t>
       </w:r>
     </w:p>
     <w:p>
@@ -1813,7 +1846,7 @@
     <w:sectPr>
       <w:headerReference w:type="default" r:id="rId9"/>
       <w:pgSz w:w="12240" w:h="15840"/>
-      <w:pgMar w:top="1296" w:bottom="1296" w:left="1296" w:right="1296" w:header="504"/>
+      <w:pgMar w:top="1440" w:bottom="1440" w:left="1440" w:right="1440" w:header="504"/>
     </w:sectPr>
   </w:body>
 </w:document>
